--- a/protocolos_minutas/ARTE_Protocolo_ServicoFaturasSemPapel_minuta_com_SAFE.docx
+++ b/protocolos_minutas/ARTE_Protocolo_ServicoFaturasSemPapel_minuta_com_SAFE.docx
@@ -540,24 +540,14 @@
         </w:rPr>
         <w:t xml:space="preserve">Neste contexto, e enquadrado na medida de </w:t>
       </w:r>
-      <w:proofErr w:type="spellStart"/>
-      <w:r>
-        <w:rPr>
-          <w:rFonts w:ascii="Aptos" w:hAnsi="Aptos" w:cstheme="minorHAnsi"/>
-          <w:sz w:val="20"/>
-          <w:szCs w:val="20"/>
-        </w:rPr>
-        <w:t>progr</w:t>
-      </w:r>
-      <w:r>
-        <w:rPr>
-          <w:rFonts w:ascii="Aptos" w:hAnsi="Aptos" w:cstheme="minorHAnsi"/>
-          <w:sz w:val="20"/>
-          <w:szCs w:val="20"/>
-        </w:rPr>
-        <w:t>ARTE</w:t>
-      </w:r>
-      <w:proofErr w:type="spellEnd"/>
+      <w:r>
+        <w:rPr>
+          <w:rFonts w:ascii="Aptos" w:hAnsi="Aptos" w:cstheme="minorHAnsi"/>
+          <w:sz w:val="20"/>
+          <w:szCs w:val="20"/>
+        </w:rPr>
+        <w:t>programas</w:t>
+      </w:r>
       <w:r>
         <w:rPr>
           <w:rFonts w:ascii="Aptos" w:hAnsi="Aptos" w:cstheme="minorHAnsi"/>
@@ -634,14 +624,21 @@
         </w:rPr>
         <w:t xml:space="preserve">De modo a promover a desmaterialização completa do processo de emissão de fatura eletrónica, no âmbito da medida do </w:t>
       </w:r>
-      <w:proofErr w:type="spellStart"/>
-      <w:r>
-        <w:rPr>
-          <w:rFonts w:ascii="Aptos" w:hAnsi="Aptos" w:cstheme="minorHAnsi"/>
-          <w:sz w:val="20"/>
-          <w:szCs w:val="20"/>
-        </w:rPr>
-        <w:t>progr</w:t>
+      <w:r>
+        <w:rPr>
+          <w:rFonts w:ascii="Aptos" w:hAnsi="Aptos" w:cstheme="minorHAnsi"/>
+          <w:sz w:val="20"/>
+          <w:szCs w:val="20"/>
+        </w:rPr>
+        <w:t>programas</w:t>
+      </w:r>
+      <w:r>
+        <w:rPr>
+          <w:rFonts w:ascii="Aptos" w:hAnsi="Aptos" w:cstheme="minorHAnsi"/>
+          <w:sz w:val="20"/>
+          <w:szCs w:val="20"/>
+        </w:rPr>
+        <w:t xml:space="preserve"> Simplex “Fatura sem papel”, a </w:t>
       </w:r>
       <w:r>
         <w:rPr>
@@ -651,23 +648,6 @@
         </w:rPr>
         <w:t>ARTE</w:t>
       </w:r>
-      <w:proofErr w:type="spellEnd"/>
-      <w:r>
-        <w:rPr>
-          <w:rFonts w:ascii="Aptos" w:hAnsi="Aptos" w:cstheme="minorHAnsi"/>
-          <w:sz w:val="20"/>
-          <w:szCs w:val="20"/>
-        </w:rPr>
-        <w:t xml:space="preserve"> Simplex “Fatura sem papel”, a </w:t>
-      </w:r>
-      <w:r>
-        <w:rPr>
-          <w:rFonts w:ascii="Aptos" w:hAnsi="Aptos" w:cstheme="minorHAnsi"/>
-          <w:sz w:val="20"/>
-          <w:szCs w:val="20"/>
-        </w:rPr>
-        <w:t>ARTE</w:t>
-      </w:r>
       <w:r>
         <w:rPr>
           <w:rFonts w:ascii="Aptos" w:hAnsi="Aptos" w:cstheme="minorHAnsi"/>
@@ -676,39 +656,21 @@
         </w:rPr>
         <w:t xml:space="preserve"> disponibiliza um serviço (SFSP) para enviar faturas eletrónicas, aos cidadãos e empresas por email, diretamente através dos </w:t>
       </w:r>
-      <w:proofErr w:type="spellStart"/>
-      <w:r>
-        <w:rPr>
-          <w:rFonts w:ascii="Aptos" w:hAnsi="Aptos" w:cstheme="minorHAnsi"/>
-          <w:sz w:val="20"/>
-          <w:szCs w:val="20"/>
-        </w:rPr>
-        <w:t>progr</w:t>
-      </w:r>
-      <w:r>
-        <w:rPr>
-          <w:rFonts w:ascii="Aptos" w:hAnsi="Aptos" w:cstheme="minorHAnsi"/>
-          <w:sz w:val="20"/>
-          <w:szCs w:val="20"/>
-        </w:rPr>
-        <w:t>ARTE</w:t>
-      </w:r>
-      <w:r>
-        <w:rPr>
-          <w:rFonts w:ascii="Aptos" w:hAnsi="Aptos" w:cstheme="minorHAnsi"/>
-          <w:sz w:val="20"/>
-          <w:szCs w:val="20"/>
-        </w:rPr>
-        <w:t>s</w:t>
-      </w:r>
-      <w:proofErr w:type="spellEnd"/>
-      <w:r>
-        <w:rPr>
-          <w:rFonts w:ascii="Aptos" w:hAnsi="Aptos" w:cstheme="minorHAnsi"/>
-          <w:sz w:val="20"/>
-          <w:szCs w:val="20"/>
-        </w:rPr>
-        <w:t xml:space="preserve"> de faturação, substituindo, por opção do contribuinte, a versão física da fatura;</w:t>
+      <w:r>
+        <w:rPr>
+          <w:rFonts w:ascii="Aptos" w:hAnsi="Aptos" w:cstheme="minorHAnsi"/>
+          <w:sz w:val="20"/>
+          <w:szCs w:val="20"/>
+        </w:rPr>
+        <w:t>programas</w:t>
+      </w:r>
+      <w:r>
+        <w:rPr>
+          <w:rFonts w:ascii="Aptos" w:hAnsi="Aptos" w:cstheme="minorHAnsi"/>
+          <w:sz w:val="20"/>
+          <w:szCs w:val="20"/>
+        </w:rPr>
+        <w:t>s de faturação, substituindo, por opção do contribuinte, a versão física da fatura;</w:t>
       </w:r>
     </w:p>
     <w:p>
@@ -807,39 +769,21 @@
         </w:rPr>
         <w:t xml:space="preserve">nos </w:t>
       </w:r>
-      <w:proofErr w:type="spellStart"/>
-      <w:r>
-        <w:rPr>
-          <w:rFonts w:ascii="Aptos" w:hAnsi="Aptos" w:cstheme="minorHAnsi"/>
-          <w:sz w:val="20"/>
-          <w:szCs w:val="20"/>
-        </w:rPr>
-        <w:t>progr</w:t>
-      </w:r>
-      <w:r>
-        <w:rPr>
-          <w:rFonts w:ascii="Aptos" w:hAnsi="Aptos" w:cstheme="minorHAnsi"/>
-          <w:sz w:val="20"/>
-          <w:szCs w:val="20"/>
-        </w:rPr>
-        <w:t>ARTE</w:t>
-      </w:r>
-      <w:r>
-        <w:rPr>
-          <w:rFonts w:ascii="Aptos" w:hAnsi="Aptos" w:cstheme="minorHAnsi"/>
-          <w:sz w:val="20"/>
-          <w:szCs w:val="20"/>
-        </w:rPr>
-        <w:t>s</w:t>
-      </w:r>
-      <w:proofErr w:type="spellEnd"/>
-      <w:r>
-        <w:rPr>
-          <w:rFonts w:ascii="Aptos" w:hAnsi="Aptos" w:cstheme="minorHAnsi"/>
-          <w:sz w:val="20"/>
-          <w:szCs w:val="20"/>
-        </w:rPr>
-        <w:t xml:space="preserve"> informáticos de faturação de que é produtor de modo a permitir aos seus clientes proceder à assinatura eletrónica qualificada de faturas eletrónicas e respetivo envio para o correio eletrónico </w:t>
+      <w:r>
+        <w:rPr>
+          <w:rFonts w:ascii="Aptos" w:hAnsi="Aptos" w:cstheme="minorHAnsi"/>
+          <w:sz w:val="20"/>
+          <w:szCs w:val="20"/>
+        </w:rPr>
+        <w:t>programas</w:t>
+      </w:r>
+      <w:r>
+        <w:rPr>
+          <w:rFonts w:ascii="Aptos" w:hAnsi="Aptos" w:cstheme="minorHAnsi"/>
+          <w:sz w:val="20"/>
+          <w:szCs w:val="20"/>
+        </w:rPr>
+        <w:t xml:space="preserve">s informáticos de faturação de que é produtor de modo a permitir aos seus clientes proceder à assinatura eletrónica qualificada de faturas eletrónicas e respetivo envio para o correio eletrónico </w:t>
       </w:r>
       <w:r>
         <w:rPr>
@@ -1057,39 +1001,21 @@
         </w:rPr>
         <w:t xml:space="preserve">tem por objeto a definição dos termos e condições para disponibilização em </w:t>
       </w:r>
-      <w:proofErr w:type="spellStart"/>
-      <w:r>
-        <w:rPr>
-          <w:rFonts w:ascii="Aptos" w:hAnsi="Aptos" w:cstheme="minorHAnsi"/>
-          <w:sz w:val="20"/>
-          <w:szCs w:val="20"/>
-        </w:rPr>
-        <w:t>progr</w:t>
-      </w:r>
-      <w:r>
-        <w:rPr>
-          <w:rFonts w:ascii="Aptos" w:hAnsi="Aptos" w:cstheme="minorHAnsi"/>
-          <w:sz w:val="20"/>
-          <w:szCs w:val="20"/>
-        </w:rPr>
-        <w:t>ARTE</w:t>
-      </w:r>
-      <w:r>
-        <w:rPr>
-          <w:rFonts w:ascii="Aptos" w:hAnsi="Aptos" w:cstheme="minorHAnsi"/>
-          <w:sz w:val="20"/>
-          <w:szCs w:val="20"/>
-        </w:rPr>
-        <w:t>s</w:t>
-      </w:r>
-      <w:proofErr w:type="spellEnd"/>
-      <w:r>
-        <w:rPr>
-          <w:rFonts w:ascii="Aptos" w:hAnsi="Aptos" w:cstheme="minorHAnsi"/>
-          <w:sz w:val="20"/>
-          <w:szCs w:val="20"/>
-        </w:rPr>
-        <w:t xml:space="preserve"> informáticos de faturação do serviço de assinatura de faturas eletrónicas (SAFE) e do serviço fatura sem papel (SFSP) que visam permitir a assinatura eletrónica qualificada de faturas eletrónicas, através do Sistema de Certificação de Atributos Profissionais (SCAP), </w:t>
+      <w:r>
+        <w:rPr>
+          <w:rFonts w:ascii="Aptos" w:hAnsi="Aptos" w:cstheme="minorHAnsi"/>
+          <w:sz w:val="20"/>
+          <w:szCs w:val="20"/>
+        </w:rPr>
+        <w:t>programas</w:t>
+      </w:r>
+      <w:r>
+        <w:rPr>
+          <w:rFonts w:ascii="Aptos" w:hAnsi="Aptos" w:cstheme="minorHAnsi"/>
+          <w:sz w:val="20"/>
+          <w:szCs w:val="20"/>
+        </w:rPr>
+        <w:t xml:space="preserve">s informáticos de faturação do serviço de assinatura de faturas eletrónicas (SAFE) e do serviço fatura sem papel (SFSP) que visam permitir a assinatura eletrónica qualificada de faturas eletrónicas, através do Sistema de Certificação de Atributos Profissionais (SCAP), </w:t>
       </w:r>
       <w:bookmarkStart w:id="6" w:name="_Hlk163123604"/>
       <w:r>
@@ -1313,7 +1239,6 @@
         </w:rPr>
         <w:t xml:space="preserve">Garantir a administração, operação, </w:t>
       </w:r>
-      <w:proofErr w:type="spellStart"/>
       <w:r>
         <w:rPr>
           <w:rFonts w:ascii="Aptos" w:hAnsi="Aptos" w:cstheme="minorHAnsi"/>
@@ -1322,18 +1247,7 @@
           <w:sz w:val="20"/>
           <w:szCs w:val="20"/>
         </w:rPr>
-        <w:t>help-desk</w:t>
-      </w:r>
-      <w:proofErr w:type="spellEnd"/>
-      <w:r>
-        <w:rPr>
-          <w:rFonts w:ascii="Aptos" w:hAnsi="Aptos" w:cstheme="minorHAnsi"/>
-          <w:i/>
-          <w:iCs/>
-          <w:sz w:val="20"/>
-          <w:szCs w:val="20"/>
-        </w:rPr>
-        <w:t xml:space="preserve"> </w:t>
+        <w:t xml:space="preserve">help-desk </w:t>
       </w:r>
       <w:r>
         <w:rPr>
@@ -1843,7 +1757,6 @@
         </w:rPr>
         <w:t xml:space="preserve">Cumprir as </w:t>
       </w:r>
-      <w:proofErr w:type="spellStart"/>
       <w:r>
         <w:rPr>
           <w:rFonts w:ascii="Aptos" w:hAnsi="Aptos" w:cstheme="minorHAnsi"/>
@@ -1853,7 +1766,6 @@
         </w:rPr>
         <w:t>guidelines</w:t>
       </w:r>
-      <w:proofErr w:type="spellEnd"/>
       <w:r>
         <w:rPr>
           <w:rFonts w:ascii="Aptos" w:hAnsi="Aptos" w:cstheme="minorHAnsi"/>
@@ -1919,7 +1831,6 @@
         </w:rPr>
         <w:t xml:space="preserve"> documento que demonstre, para cada uma das </w:t>
       </w:r>
-      <w:proofErr w:type="spellStart"/>
       <w:r>
         <w:rPr>
           <w:rFonts w:ascii="Aptos" w:hAnsi="Aptos" w:cstheme="minorHAnsi"/>
@@ -1927,17 +1838,7 @@
           <w:sz w:val="20"/>
           <w:szCs w:val="20"/>
         </w:rPr>
-        <w:t>guidelines</w:t>
-      </w:r>
-      <w:proofErr w:type="spellEnd"/>
-      <w:r>
-        <w:rPr>
-          <w:rFonts w:ascii="Aptos" w:hAnsi="Aptos" w:cstheme="minorHAnsi"/>
-          <w:i/>
-          <w:sz w:val="20"/>
-          <w:szCs w:val="20"/>
-        </w:rPr>
-        <w:t xml:space="preserve"> </w:t>
+        <w:t xml:space="preserve">guidelines </w:t>
       </w:r>
       <w:r>
         <w:rPr>
@@ -2517,25 +2418,7 @@
           <w:sz w:val="20"/>
           <w:szCs w:val="20"/>
         </w:rPr>
-        <w:t xml:space="preserve">uncionalidade implementada no âmbito do SAFE e SFSP (executável, se autónoma, e código fonte na componente de integração com as </w:t>
-      </w:r>
-      <w:proofErr w:type="spellStart"/>
-      <w:r>
-        <w:rPr>
-          <w:rFonts w:ascii="Aptos" w:hAnsi="Aptos" w:cs="Times New Roman"/>
-          <w:sz w:val="20"/>
-          <w:szCs w:val="20"/>
-        </w:rPr>
-        <w:t>APIs</w:t>
-      </w:r>
-      <w:proofErr w:type="spellEnd"/>
-      <w:r>
-        <w:rPr>
-          <w:rFonts w:ascii="Aptos" w:hAnsi="Aptos" w:cs="Times New Roman"/>
-          <w:sz w:val="20"/>
-          <w:szCs w:val="20"/>
-        </w:rPr>
-        <w:t xml:space="preserve"> da </w:t>
+        <w:t xml:space="preserve">uncionalidade implementada no âmbito do SAFE e SFSP (executável, se autónoma, e código fonte na componente de integração com as APIs da </w:t>
       </w:r>
       <w:r>
         <w:rPr>
@@ -2620,7 +2503,6 @@
         </w:rPr>
         <w:t xml:space="preserve">Informar os seus clientes do software de faturação das </w:t>
       </w:r>
-      <w:proofErr w:type="spellStart"/>
       <w:r>
         <w:rPr>
           <w:rFonts w:ascii="Aptos" w:hAnsi="Aptos" w:cstheme="minorHAnsi"/>
@@ -2631,7 +2513,6 @@
         </w:rPr>
         <w:t>guidelines</w:t>
       </w:r>
-      <w:proofErr w:type="spellEnd"/>
       <w:r>
         <w:rPr>
           <w:rFonts w:ascii="Aptos" w:hAnsi="Aptos" w:cstheme="minorHAnsi"/>
@@ -3051,25 +2932,7 @@
           <w:sz w:val="20"/>
           <w:szCs w:val="20"/>
         </w:rPr>
-        <w:t xml:space="preserve">Equipa de </w:t>
-      </w:r>
-      <w:proofErr w:type="spellStart"/>
-      <w:r>
-        <w:rPr>
-          <w:rFonts w:ascii="Aptos" w:hAnsi="Aptos" w:cs="Calibri"/>
-          <w:sz w:val="20"/>
-          <w:szCs w:val="20"/>
-        </w:rPr>
-        <w:t>Eid</w:t>
-      </w:r>
-      <w:proofErr w:type="spellEnd"/>
-      <w:r>
-        <w:rPr>
-          <w:rFonts w:ascii="Aptos" w:hAnsi="Aptos" w:cs="Calibri"/>
-          <w:sz w:val="20"/>
-          <w:szCs w:val="20"/>
-        </w:rPr>
-        <w:t xml:space="preserve"> - </w:t>
+        <w:t xml:space="preserve">Equipa de Eid - </w:t>
       </w:r>
       <w:hyperlink r:id="rId15" w:history="1">
         <w:r>
@@ -6750,107 +6613,7 @@
                 <w:szCs w:val="20"/>
                 <w:lang w:bidi="pt-PT"/>
               </w:rPr>
-              <w:t xml:space="preserve">Nome Próprio, Apelido, Data de Nascimento, Tipo de documento (se cidadão estrangeiro), Data de expiração do documento de identificação, Nº do documento (se cidadão estrangeiro), Nacionalidade do documento, Nº de Identificação Civil (se cidadão português), NIPC, </w:t>
-            </w:r>
-            <w:proofErr w:type="spellStart"/>
-            <w:r>
-              <w:rPr>
-                <w:rFonts w:ascii="Aptos" w:hAnsi="Aptos" w:cstheme="minorHAnsi"/>
-                <w:sz w:val="20"/>
-                <w:szCs w:val="20"/>
-                <w:lang w:bidi="pt-PT"/>
-              </w:rPr>
-              <w:t>Credential</w:t>
-            </w:r>
-            <w:proofErr w:type="spellEnd"/>
-            <w:r>
-              <w:rPr>
-                <w:rFonts w:ascii="Aptos" w:hAnsi="Aptos" w:cstheme="minorHAnsi"/>
-                <w:sz w:val="20"/>
-                <w:szCs w:val="20"/>
-                <w:lang w:bidi="pt-PT"/>
-              </w:rPr>
-              <w:t xml:space="preserve"> ID, Access </w:t>
-            </w:r>
-            <w:proofErr w:type="spellStart"/>
-            <w:r>
-              <w:rPr>
-                <w:rFonts w:ascii="Aptos" w:hAnsi="Aptos" w:cstheme="minorHAnsi"/>
-                <w:sz w:val="20"/>
-                <w:szCs w:val="20"/>
-                <w:lang w:bidi="pt-PT"/>
-              </w:rPr>
-              <w:t>Token</w:t>
-            </w:r>
-            <w:proofErr w:type="spellEnd"/>
-            <w:r>
-              <w:rPr>
-                <w:rFonts w:ascii="Aptos" w:hAnsi="Aptos" w:cstheme="minorHAnsi"/>
-                <w:sz w:val="20"/>
-                <w:szCs w:val="20"/>
-                <w:lang w:bidi="pt-PT"/>
-              </w:rPr>
-              <w:t xml:space="preserve">, </w:t>
-            </w:r>
-            <w:proofErr w:type="spellStart"/>
-            <w:r>
-              <w:rPr>
-                <w:rFonts w:ascii="Aptos" w:hAnsi="Aptos" w:cstheme="minorHAnsi"/>
-                <w:sz w:val="20"/>
-                <w:szCs w:val="20"/>
-                <w:lang w:bidi="pt-PT"/>
-              </w:rPr>
-              <w:t>Refresh</w:t>
-            </w:r>
-            <w:proofErr w:type="spellEnd"/>
-            <w:r>
-              <w:rPr>
-                <w:rFonts w:ascii="Aptos" w:hAnsi="Aptos" w:cstheme="minorHAnsi"/>
-                <w:sz w:val="20"/>
-                <w:szCs w:val="20"/>
-                <w:lang w:bidi="pt-PT"/>
-              </w:rPr>
-              <w:t xml:space="preserve"> </w:t>
-            </w:r>
-            <w:proofErr w:type="spellStart"/>
-            <w:r>
-              <w:rPr>
-                <w:rFonts w:ascii="Aptos" w:hAnsi="Aptos" w:cstheme="minorHAnsi"/>
-                <w:sz w:val="20"/>
-                <w:szCs w:val="20"/>
-                <w:lang w:bidi="pt-PT"/>
-              </w:rPr>
-              <w:t>Token</w:t>
-            </w:r>
-            <w:proofErr w:type="spellEnd"/>
-            <w:r>
-              <w:rPr>
-                <w:rFonts w:ascii="Aptos" w:hAnsi="Aptos" w:cstheme="minorHAnsi"/>
-                <w:sz w:val="20"/>
-                <w:szCs w:val="20"/>
-                <w:lang w:bidi="pt-PT"/>
-              </w:rPr>
-              <w:t xml:space="preserve">, Par de chaves assimétricas, Certificado qualificado SAFE, Serial </w:t>
-            </w:r>
-            <w:proofErr w:type="spellStart"/>
-            <w:r>
-              <w:rPr>
-                <w:rFonts w:ascii="Aptos" w:hAnsi="Aptos" w:cstheme="minorHAnsi"/>
-                <w:sz w:val="20"/>
-                <w:szCs w:val="20"/>
-                <w:lang w:bidi="pt-PT"/>
-              </w:rPr>
-              <w:t>Number</w:t>
-            </w:r>
-            <w:proofErr w:type="spellEnd"/>
-            <w:r>
-              <w:rPr>
-                <w:rFonts w:ascii="Aptos" w:hAnsi="Aptos" w:cstheme="minorHAnsi"/>
-                <w:sz w:val="20"/>
-                <w:szCs w:val="20"/>
-                <w:lang w:bidi="pt-PT"/>
-              </w:rPr>
-              <w:t xml:space="preserve"> (identificador do documento do cidadão), Informação adicional, Email associado à conta</w:t>
+              <w:t>Nome Próprio, Apelido, Data de Nascimento, Tipo de documento (se cidadão estrangeiro), Data de expiração do documento de identificação, Nº do documento (se cidadão estrangeiro), Nacionalidade do documento, Nº de Identificação Civil (se cidadão português), NIPC, Credential ID, Access Token, Refresh Token, Par de chaves assimétricas, Certificado qualificado SAFE, Serial Number (identificador do documento do cidadão), Informação adicional, Email associado à conta</w:t>
             </w:r>
           </w:p>
           <w:p>
@@ -6926,47 +6689,7 @@
                 <w:lang w:bidi="pt-PT"/>
               </w:rPr>
               <w:lastRenderedPageBreak/>
-              <w:t xml:space="preserve">faturação que é utilizado no momento da assinatura, </w:t>
-            </w:r>
-            <w:proofErr w:type="spellStart"/>
-            <w:r>
-              <w:rPr>
-                <w:rFonts w:ascii="Aptos" w:hAnsi="Aptos" w:cstheme="minorHAnsi"/>
-                <w:sz w:val="20"/>
-                <w:szCs w:val="20"/>
-                <w:lang w:bidi="pt-PT"/>
-              </w:rPr>
-              <w:t>hash</w:t>
-            </w:r>
-            <w:proofErr w:type="spellEnd"/>
-            <w:r>
-              <w:rPr>
-                <w:rFonts w:ascii="Aptos" w:hAnsi="Aptos" w:cstheme="minorHAnsi"/>
-                <w:sz w:val="20"/>
-                <w:szCs w:val="20"/>
-                <w:lang w:bidi="pt-PT"/>
-              </w:rPr>
-              <w:t xml:space="preserve"> a assinar, </w:t>
-            </w:r>
-            <w:proofErr w:type="spellStart"/>
-            <w:r>
-              <w:rPr>
-                <w:rFonts w:ascii="Aptos" w:hAnsi="Aptos" w:cstheme="minorHAnsi"/>
-                <w:sz w:val="20"/>
-                <w:szCs w:val="20"/>
-                <w:lang w:bidi="pt-PT"/>
-              </w:rPr>
-              <w:t>hash</w:t>
-            </w:r>
-            <w:proofErr w:type="spellEnd"/>
-            <w:r>
-              <w:rPr>
-                <w:rFonts w:ascii="Aptos" w:hAnsi="Aptos" w:cstheme="minorHAnsi"/>
-                <w:sz w:val="20"/>
-                <w:szCs w:val="20"/>
-                <w:lang w:bidi="pt-PT"/>
-              </w:rPr>
-              <w:t xml:space="preserve"> assinada, Data de assinatura e Nome do ficheiro assinado.</w:t>
+              <w:t>faturação que é utilizado no momento da assinatura, hash a assinar, hash assinada, Data de assinatura e Nome do ficheiro assinado.</w:t>
             </w:r>
           </w:p>
           <w:p>
@@ -7334,27 +7057,7 @@
                 <w:szCs w:val="20"/>
                 <w:lang w:bidi="pt-PT"/>
               </w:rPr>
-              <w:t>(</w:t>
-            </w:r>
-            <w:proofErr w:type="spellStart"/>
-            <w:r>
-              <w:rPr>
-                <w:rFonts w:ascii="Aptos" w:hAnsi="Aptos" w:cstheme="minorHAnsi"/>
-                <w:sz w:val="20"/>
-                <w:szCs w:val="20"/>
-                <w:lang w:bidi="pt-PT"/>
-              </w:rPr>
-              <w:t>sms</w:t>
-            </w:r>
-            <w:proofErr w:type="spellEnd"/>
-            <w:r>
-              <w:rPr>
-                <w:rFonts w:ascii="Aptos" w:hAnsi="Aptos" w:cstheme="minorHAnsi"/>
-                <w:sz w:val="20"/>
-                <w:szCs w:val="20"/>
-                <w:lang w:bidi="pt-PT"/>
-              </w:rPr>
-              <w:t xml:space="preserve"> ou e-mail)</w:t>
+              <w:t>(sms ou e-mail)</w:t>
             </w:r>
             <w:r>
               <w:rPr>
@@ -7996,27 +7699,7 @@
                 <w:szCs w:val="20"/>
                 <w:lang w:bidi="pt-PT"/>
               </w:rPr>
-              <w:t>Referência nos meios de contacto junto do cidadão (</w:t>
-            </w:r>
-            <w:proofErr w:type="spellStart"/>
-            <w:r>
-              <w:rPr>
-                <w:rFonts w:ascii="Aptos" w:hAnsi="Aptos" w:cstheme="minorHAnsi"/>
-                <w:sz w:val="20"/>
-                <w:szCs w:val="20"/>
-                <w:lang w:bidi="pt-PT"/>
-              </w:rPr>
-              <w:t>sms</w:t>
-            </w:r>
-            <w:proofErr w:type="spellEnd"/>
-            <w:r>
-              <w:rPr>
-                <w:rFonts w:ascii="Aptos" w:hAnsi="Aptos" w:cstheme="minorHAnsi"/>
-                <w:sz w:val="20"/>
-                <w:szCs w:val="20"/>
-                <w:lang w:bidi="pt-PT"/>
-              </w:rPr>
-              <w:t xml:space="preserve"> ou e-mail).</w:t>
+              <w:t>Referência nos meios de contacto junto do cidadão (sms ou e-mail).</w:t>
             </w:r>
           </w:p>
           <w:p>
@@ -8281,14 +7964,13 @@
               </w:rPr>
               <w:t xml:space="preserve">isponibilização em </w:t>
             </w:r>
-            <w:proofErr w:type="spellStart"/>
             <w:r>
               <w:rPr>
                 <w:rFonts w:ascii="Aptos" w:hAnsi="Aptos" w:cstheme="minorHAnsi"/>
                 <w:sz w:val="20"/>
                 <w:szCs w:val="20"/>
               </w:rPr>
-              <w:t>progr</w:t>
+              <w:t>programas</w:t>
             </w:r>
             <w:r>
               <w:rPr>
@@ -8296,24 +7978,7 @@
                 <w:sz w:val="20"/>
                 <w:szCs w:val="20"/>
               </w:rPr>
-              <w:t>ARTE</w:t>
-            </w:r>
-            <w:r>
-              <w:rPr>
-                <w:rFonts w:ascii="Aptos" w:hAnsi="Aptos" w:cstheme="minorHAnsi"/>
-                <w:sz w:val="20"/>
-                <w:szCs w:val="20"/>
-              </w:rPr>
-              <w:t>s</w:t>
-            </w:r>
-            <w:proofErr w:type="spellEnd"/>
-            <w:r>
-              <w:rPr>
-                <w:rFonts w:ascii="Aptos" w:hAnsi="Aptos" w:cstheme="minorHAnsi"/>
-                <w:sz w:val="20"/>
-                <w:szCs w:val="20"/>
-              </w:rPr>
-              <w:t xml:space="preserve"> informáticos de faturação do serviço de assinatura de faturas eletrónicas (SAFE) e do serviço fatura sem papel (SFSP)</w:t>
+              <w:t>s informáticos de faturação do serviço de assinatura de faturas eletrónicas (SAFE) e do serviço fatura sem papel (SFSP)</w:t>
             </w:r>
             <w:r>
               <w:rPr>
@@ -9605,31 +9270,18 @@
         </w:rPr>
         <w:t xml:space="preserve"> Identificar quais as medidas de segurança que deverão ser aplicadas aos dados conforme formulário disponibilizado pela CNPD em </w:t>
       </w:r>
-      <w:r>
-        <w:fldChar w:fldCharType="begin"/>
-      </w:r>
-      <w:r>
-        <w:rPr>
-          <w:lang w:val="pt-PT"/>
-        </w:rPr>
-        <w:instrText>HYPERLINK "https://www.cnpd.pt/media/cltpq4bn/templatedocrgpd_sub_v1.xlsx"</w:instrText>
-      </w:r>
-      <w:r>
-        <w:fldChar w:fldCharType="separate"/>
-      </w:r>
-      <w:r>
-        <w:rPr>
-          <w:rStyle w:val="Hyperlink"/>
-          <w:rFonts w:ascii="Aptos" w:hAnsi="Aptos" w:cstheme="minorHAnsi"/>
-          <w:sz w:val="16"/>
-          <w:szCs w:val="16"/>
-          <w:lang w:val="pt-PT"/>
-        </w:rPr>
-        <w:t>https://www.cnpd.pt/media/cltpq4bn/templatedocrgpd_sub_v1.xlsx</w:t>
-      </w:r>
-      <w:r>
-        <w:fldChar w:fldCharType="end"/>
-      </w:r>
+      <w:hyperlink r:id="rId2" w:history="1">
+        <w:r>
+          <w:rPr>
+            <w:rStyle w:val="Hyperlink"/>
+            <w:rFonts w:ascii="Aptos" w:hAnsi="Aptos" w:cstheme="minorHAnsi"/>
+            <w:sz w:val="16"/>
+            <w:szCs w:val="16"/>
+            <w:lang w:val="pt-PT"/>
+          </w:rPr>
+          <w:t>https://www.cnpd.pt/media/cltpq4bn/templatedocrgpd_sub_v1.xlsx</w:t>
+        </w:r>
+      </w:hyperlink>
       <w:r>
         <w:rPr>
           <w:rFonts w:ascii="Aptos" w:hAnsi="Aptos" w:cs="Calibri"/>
@@ -9668,31 +9320,18 @@
         </w:rPr>
         <w:t xml:space="preserve"> Se aplicável, conforme formulário disponibilizado pela CNPD em </w:t>
       </w:r>
-      <w:r>
-        <w:fldChar w:fldCharType="begin"/>
-      </w:r>
-      <w:r>
-        <w:rPr>
-          <w:lang w:val="pt-PT"/>
-        </w:rPr>
-        <w:instrText>HYPERLINK "https://www.cnpd.pt/media/cltpq4bn/templatedocrgpd_sub_v1.xlsx"</w:instrText>
-      </w:r>
-      <w:r>
-        <w:fldChar w:fldCharType="separate"/>
-      </w:r>
-      <w:r>
-        <w:rPr>
-          <w:rStyle w:val="Hyperlink"/>
-          <w:rFonts w:ascii="Aptos" w:hAnsi="Aptos" w:cstheme="minorHAnsi"/>
-          <w:sz w:val="16"/>
-          <w:szCs w:val="16"/>
-          <w:lang w:val="pt-PT"/>
-        </w:rPr>
-        <w:t>https://www.cnpd.pt/media/cltpq4bn/templatedocrgpd_sub_v1.xlsx</w:t>
-      </w:r>
-      <w:r>
-        <w:fldChar w:fldCharType="end"/>
-      </w:r>
+      <w:hyperlink r:id="rId3" w:history="1">
+        <w:r>
+          <w:rPr>
+            <w:rStyle w:val="Hyperlink"/>
+            <w:rFonts w:ascii="Aptos" w:hAnsi="Aptos" w:cstheme="minorHAnsi"/>
+            <w:sz w:val="16"/>
+            <w:szCs w:val="16"/>
+            <w:lang w:val="pt-PT"/>
+          </w:rPr>
+          <w:t>https://www.cnpd.pt/media/cltpq4bn/templatedocrgpd_sub_v1.xlsx</w:t>
+        </w:r>
+      </w:hyperlink>
     </w:p>
   </w:footnote>
 </w:footnotes>
@@ -14979,6 +14618,15 @@
 </file>
 
 <file path=customXml/item1.xml><?xml version="1.0" encoding="utf-8"?>
+<?mso-contentType ?>
+<FormTemplates xmlns="http://schemas.microsoft.com/sharepoint/v3/contenttype/forms">
+  <Display>DocumentLibraryForm</Display>
+  <Edit>DocumentLibraryForm</Edit>
+  <New>DocumentLibraryForm</New>
+</FormTemplates>
+</file>
+
+<file path=customXml/item2.xml><?xml version="1.0" encoding="utf-8"?>
 <ct:contentTypeSchema xmlns:ct="http://schemas.microsoft.com/office/2006/metadata/contentType" xmlns:ma="http://schemas.microsoft.com/office/2006/metadata/properties/metaAttributes" ct:_="" ma:_="" ma:contentTypeName="Document" ma:contentTypeID="0x0101002D51569644E3A54FA936D4CC825860A2" ma:contentTypeVersion="13" ma:contentTypeDescription="Create a new document." ma:contentTypeScope="" ma:versionID="f3aaeb4014115e29fb64de0ddd47cde0">
   <xsd:schema xmlns:xsd="http://www.w3.org/2001/XMLSchema" xmlns:xs="http://www.w3.org/2001/XMLSchema" xmlns:p="http://schemas.microsoft.com/office/2006/metadata/properties" xmlns:ns3="3ca7a7da-49f0-4044-b39f-95738a3a8215" xmlns:ns4="3c30b0a4-00fe-4549-8bbd-a7a7aa9b7313" targetNamespace="http://schemas.microsoft.com/office/2006/metadata/properties" ma:root="true" ma:fieldsID="bc1a2cfab7cf52416a18fbb2a6202784" ns3:_="" ns4:_="">
     <xsd:import namespace="3ca7a7da-49f0-4044-b39f-95738a3a8215"/>
@@ -15199,15 +14847,6 @@
 </ct:contentTypeSchema>
 </file>
 
-<file path=customXml/item2.xml><?xml version="1.0" encoding="utf-8"?>
-<?mso-contentType ?>
-<FormTemplates xmlns="http://schemas.microsoft.com/sharepoint/v3/contenttype/forms">
-  <Display>DocumentLibraryForm</Display>
-  <Edit>DocumentLibraryForm</Edit>
-  <New>DocumentLibraryForm</New>
-</FormTemplates>
-</file>
-
 <file path=customXml/item3.xml><?xml version="1.0" encoding="utf-8"?>
 <p:properties xmlns:p="http://schemas.microsoft.com/office/2006/metadata/properties" xmlns:xsi="http://www.w3.org/2001/XMLSchema-instance" xmlns:pc="http://schemas.microsoft.com/office/infopath/2007/PartnerControls">
   <documentManagement>
@@ -15217,6 +14856,14 @@
 </file>
 
 <file path=customXml/itemProps1.xml><?xml version="1.0" encoding="utf-8"?>
+<ds:datastoreItem xmlns:ds="http://schemas.openxmlformats.org/officeDocument/2006/customXml" ds:itemID="{C5602A5D-E43A-4A9B-AD7C-C96626CF9999}">
+  <ds:schemaRefs>
+    <ds:schemaRef ds:uri="http://schemas.microsoft.com/sharepoint/v3/contenttype/forms"/>
+  </ds:schemaRefs>
+</ds:datastoreItem>
+</file>
+
+<file path=customXml/itemProps2.xml><?xml version="1.0" encoding="utf-8"?>
 <ds:datastoreItem xmlns:ds="http://schemas.openxmlformats.org/officeDocument/2006/customXml" ds:itemID="{906569AA-4E72-4F54-8739-6B932BB25432}">
   <ds:schemaRefs>
     <ds:schemaRef ds:uri="http://schemas.microsoft.com/office/2006/metadata/contentType"/>
@@ -15235,14 +14882,6 @@
 </ds:datastoreItem>
 </file>
 
-<file path=customXml/itemProps2.xml><?xml version="1.0" encoding="utf-8"?>
-<ds:datastoreItem xmlns:ds="http://schemas.openxmlformats.org/officeDocument/2006/customXml" ds:itemID="{C5602A5D-E43A-4A9B-AD7C-C96626CF9999}">
-  <ds:schemaRefs>
-    <ds:schemaRef ds:uri="http://schemas.microsoft.com/sharepoint/v3/contenttype/forms"/>
-  </ds:schemaRefs>
-</ds:datastoreItem>
-</file>
-
 <file path=customXml/itemProps3.xml><?xml version="1.0" encoding="utf-8"?>
 <ds:datastoreItem xmlns:ds="http://schemas.openxmlformats.org/officeDocument/2006/customXml" ds:itemID="{B4F86D5B-196F-4384-A2F2-01BA0AE8D517}">
   <ds:schemaRefs>

--- a/protocolos_minutas/ARTE_Protocolo_ServicoFaturasSemPapel_minuta_com_SAFE.docx
+++ b/protocolos_minutas/ARTE_Protocolo_ServicoFaturasSemPapel_minuta_com_SAFE.docx
@@ -110,7 +110,7 @@
           <w:sz w:val="20"/>
           <w:szCs w:val="20"/>
         </w:rPr>
-        <w:t>Manuel Dias</w:t>
+        <w:t>Manuel Inácio Veladas Dias</w:t>
       </w:r>
       <w:r>
         <w:rPr>
@@ -14618,15 +14618,6 @@
 </file>
 
 <file path=customXml/item1.xml><?xml version="1.0" encoding="utf-8"?>
-<?mso-contentType ?>
-<FormTemplates xmlns="http://schemas.microsoft.com/sharepoint/v3/contenttype/forms">
-  <Display>DocumentLibraryForm</Display>
-  <Edit>DocumentLibraryForm</Edit>
-  <New>DocumentLibraryForm</New>
-</FormTemplates>
-</file>
-
-<file path=customXml/item2.xml><?xml version="1.0" encoding="utf-8"?>
 <ct:contentTypeSchema xmlns:ct="http://schemas.microsoft.com/office/2006/metadata/contentType" xmlns:ma="http://schemas.microsoft.com/office/2006/metadata/properties/metaAttributes" ct:_="" ma:_="" ma:contentTypeName="Document" ma:contentTypeID="0x0101002D51569644E3A54FA936D4CC825860A2" ma:contentTypeVersion="13" ma:contentTypeDescription="Create a new document." ma:contentTypeScope="" ma:versionID="f3aaeb4014115e29fb64de0ddd47cde0">
   <xsd:schema xmlns:xsd="http://www.w3.org/2001/XMLSchema" xmlns:xs="http://www.w3.org/2001/XMLSchema" xmlns:p="http://schemas.microsoft.com/office/2006/metadata/properties" xmlns:ns3="3ca7a7da-49f0-4044-b39f-95738a3a8215" xmlns:ns4="3c30b0a4-00fe-4549-8bbd-a7a7aa9b7313" targetNamespace="http://schemas.microsoft.com/office/2006/metadata/properties" ma:root="true" ma:fieldsID="bc1a2cfab7cf52416a18fbb2a6202784" ns3:_="" ns4:_="">
     <xsd:import namespace="3ca7a7da-49f0-4044-b39f-95738a3a8215"/>
@@ -14847,6 +14838,15 @@
 </ct:contentTypeSchema>
 </file>
 
+<file path=customXml/item2.xml><?xml version="1.0" encoding="utf-8"?>
+<?mso-contentType ?>
+<FormTemplates xmlns="http://schemas.microsoft.com/sharepoint/v3/contenttype/forms">
+  <Display>DocumentLibraryForm</Display>
+  <Edit>DocumentLibraryForm</Edit>
+  <New>DocumentLibraryForm</New>
+</FormTemplates>
+</file>
+
 <file path=customXml/item3.xml><?xml version="1.0" encoding="utf-8"?>
 <p:properties xmlns:p="http://schemas.microsoft.com/office/2006/metadata/properties" xmlns:xsi="http://www.w3.org/2001/XMLSchema-instance" xmlns:pc="http://schemas.microsoft.com/office/infopath/2007/PartnerControls">
   <documentManagement>
@@ -14856,14 +14856,6 @@
 </file>
 
 <file path=customXml/itemProps1.xml><?xml version="1.0" encoding="utf-8"?>
-<ds:datastoreItem xmlns:ds="http://schemas.openxmlformats.org/officeDocument/2006/customXml" ds:itemID="{C5602A5D-E43A-4A9B-AD7C-C96626CF9999}">
-  <ds:schemaRefs>
-    <ds:schemaRef ds:uri="http://schemas.microsoft.com/sharepoint/v3/contenttype/forms"/>
-  </ds:schemaRefs>
-</ds:datastoreItem>
-</file>
-
-<file path=customXml/itemProps2.xml><?xml version="1.0" encoding="utf-8"?>
 <ds:datastoreItem xmlns:ds="http://schemas.openxmlformats.org/officeDocument/2006/customXml" ds:itemID="{906569AA-4E72-4F54-8739-6B932BB25432}">
   <ds:schemaRefs>
     <ds:schemaRef ds:uri="http://schemas.microsoft.com/office/2006/metadata/contentType"/>
@@ -14882,6 +14874,14 @@
 </ds:datastoreItem>
 </file>
 
+<file path=customXml/itemProps2.xml><?xml version="1.0" encoding="utf-8"?>
+<ds:datastoreItem xmlns:ds="http://schemas.openxmlformats.org/officeDocument/2006/customXml" ds:itemID="{C5602A5D-E43A-4A9B-AD7C-C96626CF9999}">
+  <ds:schemaRefs>
+    <ds:schemaRef ds:uri="http://schemas.microsoft.com/sharepoint/v3/contenttype/forms"/>
+  </ds:schemaRefs>
+</ds:datastoreItem>
+</file>
+
 <file path=customXml/itemProps3.xml><?xml version="1.0" encoding="utf-8"?>
 <ds:datastoreItem xmlns:ds="http://schemas.openxmlformats.org/officeDocument/2006/customXml" ds:itemID="{B4F86D5B-196F-4384-A2F2-01BA0AE8D517}">
   <ds:schemaRefs>
